--- a/public/gallery/examples/ux-designer/fr/resume.docx
+++ b/public/gallery/examples/ux-designer/fr/resume.docx
@@ -66,7 +66,7 @@
         </w:rPr>
         <w:t xml:space="preserve">📧 </w:t>
       </w:r>
-      <w:hyperlink w:history="1" r:id="rIdhrbhnomymo1sjm16h9lcm">
+      <w:hyperlink w:history="1" r:id="rIdyvchrcfpb89nndfjh_nq6">
         <w:r>
           <w:rPr>
             <w:sz w:val="18"/>
@@ -89,7 +89,7 @@
         </w:rPr>
         <w:t xml:space="preserve">🔗 </w:t>
       </w:r>
-      <w:hyperlink w:history="1" r:id="rIdhv1up_tewmigdlfapuv5s">
+      <w:hyperlink w:history="1" r:id="rIdnmlzuwyjehqwz-sjiekrc">
         <w:r>
           <w:rPr>
             <w:sz w:val="18"/>
@@ -124,7 +124,7 @@
         <w:spacing w:after="200" w:line="276"/>
         <w:jc w:val="center"/>
       </w:pPr>
-      <w:hyperlink w:history="1" r:id="rId4ji8xk19vo81kcpyluapf">
+      <w:hyperlink w:history="1" r:id="rIdaiqlpwv3xo8xw-caucaie">
         <w:r>
           <w:rPr>
             <w:sz w:val="18"/>
@@ -140,7 +140,7 @@
         </w:rPr>
         <w:t xml:space="preserve"> • </w:t>
       </w:r>
-      <w:hyperlink w:history="1" r:id="rIdpxjjmxtmsdje4jhtqoobc">
+      <w:hyperlink w:history="1" r:id="rIdsgeh8etijr-v_jkxpom15">
         <w:r>
           <w:rPr>
             <w:sz w:val="18"/>
@@ -156,7 +156,7 @@
         </w:rPr>
         <w:t xml:space="preserve"> • </w:t>
       </w:r>
-      <w:hyperlink w:history="1" r:id="rIdm9qla6nzpyjjv3i_eo1ty">
+      <w:hyperlink w:history="1" r:id="rIddbaaivwqs1hys4_o6ngxv">
         <w:r>
           <w:rPr>
             <w:sz w:val="18"/>
@@ -315,7 +315,7 @@
         </w:rPr>
         <w:t xml:space="preserve">	</w:t>
       </w:r>
-      <w:hyperlink w:history="1" r:id="rIdn7nsmzvypd_ba9vez80px">
+      <w:hyperlink w:history="1" r:id="rIdwooq-ahzvsry5sssg0xl0">
         <w:r>
           <w:rPr>
             <w:sz w:val="18"/>
@@ -459,7 +459,7 @@
         </w:rPr>
         <w:t xml:space="preserve">	</w:t>
       </w:r>
-      <w:hyperlink w:history="1" r:id="rIdpoqihouufqny6pnhsqqxv">
+      <w:hyperlink w:history="1" r:id="rIddkypm718orzaipmw4bkwr">
         <w:r>
           <w:rPr>
             <w:sz w:val="18"/>
@@ -582,7 +582,7 @@
         </w:rPr>
         <w:t xml:space="preserve">	</w:t>
       </w:r>
-      <w:hyperlink w:history="1" r:id="rId1z2to4wda6nstz9hs7vhv">
+      <w:hyperlink w:history="1" r:id="rIdipsmfo1bropvaya7iwfsr">
         <w:r>
           <w:rPr>
             <w:sz w:val="18"/>
@@ -764,7 +764,7 @@
         </w:rPr>
         <w:t xml:space="preserve">	</w:t>
       </w:r>
-      <w:hyperlink w:history="1" r:id="rIdfznlftytzz5_2ebrzy6af">
+      <w:hyperlink w:history="1" r:id="rIdlaa_mzrkr8kkijmwvxd9j">
         <w:r>
           <w:rPr>
             <w:sz w:val="18"/>
@@ -946,7 +946,7 @@
         </w:rPr>
         <w:t xml:space="preserve">	</w:t>
       </w:r>
-      <w:hyperlink w:history="1" r:id="rIdjsfeg2olrpdn8zrhuzqzg">
+      <w:hyperlink w:history="1" r:id="rId8upvcyijfhtyg5zkto2hm">
         <w:r>
           <w:rPr>
             <w:sz w:val="18"/>
@@ -1372,7 +1372,7 @@
         </w:rPr>
         <w:t xml:space="preserve">	</w:t>
       </w:r>
-      <w:hyperlink w:history="1" r:id="rIdhz5ifnhfbox3aniwjthyr">
+      <w:hyperlink w:history="1" r:id="rIda5enhfwuenfltvn8gy6wa">
         <w:r>
           <w:rPr>
             <w:sz w:val="18"/>
@@ -1438,7 +1438,7 @@
         </w:rPr>
         <w:t xml:space="preserve">	</w:t>
       </w:r>
-      <w:hyperlink w:history="1" r:id="rIdivrst0woiggm1yhzcfi8x">
+      <w:hyperlink w:history="1" r:id="rIdht64yedrk47tlvjhzjoou">
         <w:r>
           <w:rPr>
             <w:sz w:val="18"/>
@@ -1523,7 +1523,7 @@
         </w:rPr>
         <w:t xml:space="preserve">	</w:t>
       </w:r>
-      <w:hyperlink w:history="1" r:id="rIdqekpmqm3mu8velkoyezc3">
+      <w:hyperlink w:history="1" r:id="rIds9jfctkb8y78c8flzquy1">
         <w:r>
           <w:rPr>
             <w:sz w:val="18"/>
@@ -1620,7 +1620,7 @@
         </w:rPr>
         <w:t xml:space="preserve">	</w:t>
       </w:r>
-      <w:hyperlink w:history="1" r:id="rId6wjnd8lzqhznl4mivh4qg">
+      <w:hyperlink w:history="1" r:id="rIdim6erf_llq4kihmhoac_0">
         <w:r>
           <w:rPr>
             <w:sz w:val="18"/>
@@ -1764,7 +1764,7 @@
         </w:rPr>
         <w:t xml:space="preserve">	</w:t>
       </w:r>
-      <w:hyperlink w:history="1" r:id="rIdbv-s0s8aenwbvn251apdf">
+      <w:hyperlink w:history="1" r:id="rIdnaxobfoz5oygfiuw1cfsl">
         <w:r>
           <w:rPr>
             <w:sz w:val="18"/>
@@ -1988,7 +1988,7 @@
         </w:rPr>
         <w:t xml:space="preserve">	</w:t>
       </w:r>
-      <w:hyperlink w:history="1" r:id="rIdfhnwc1uzuozmxebbanlaj">
+      <w:hyperlink w:history="1" r:id="rIdp9zkosbimd7cp-7fifdln">
         <w:r>
           <w:rPr>
             <w:sz w:val="18"/>
